--- a/093.YOUTUBE LINK1.docx
+++ b/093.YOUTUBE LINK1.docx
@@ -1783,19 +1783,7 @@
           <w:rPr>
             <w:rStyle w:val="Hyperlink"/>
           </w:rPr>
-          <w:t>https</w:t>
-        </w:r>
-        <w:r>
-          <w:rPr>
-            <w:rStyle w:val="Hyperlink"/>
-          </w:rPr>
-          <w:t>:</w:t>
-        </w:r>
-        <w:r>
-          <w:rPr>
-            <w:rStyle w:val="Hyperlink"/>
-          </w:rPr>
-          <w:t>//notebooklm.google.com//_/static/branding/v5/og/notebook_lm_share.png</w:t>
+          <w:t>https://notebooklm.google.com//_/static/branding/v5/og/notebook_lm_share.png</w:t>
         </w:r>
       </w:hyperlink>
     </w:p>
@@ -1928,6 +1916,136 @@
         <w:t xml:space="preserve"> is your powerful virtual research assistant rooted in information you can trust</w:t>
       </w:r>
     </w:p>
+    <w:p/>
+    <w:p/>
+    <w:p/>
+    <w:p>
+      <w:r>
+        <w:lastRenderedPageBreak/>
+        <w:t>SPREAD SHEET LINK</w:t>
+      </w:r>
+    </w:p>
+    <w:p>
+      <w:pPr>
+        <w:numPr>
+          <w:ilvl w:val="0"/>
+          <w:numId w:val="6"/>
+        </w:numPr>
+      </w:pPr>
+      <w:r>
+        <w:t>you can submit your project details here:</w:t>
+      </w:r>
+    </w:p>
+    <w:p>
+      <w:pPr>
+        <w:numPr>
+          <w:ilvl w:val="0"/>
+          <w:numId w:val="6"/>
+        </w:numPr>
+      </w:pPr>
+      <w:hyperlink r:id="rId55" w:anchor="gid=0" w:tgtFrame="_blank" w:tooltip="https://docs.google.com/spreadsheets/d/1A7f7kivENalPwIpbvN7oR_8KaQut0OHBioFBqKpkY3M/edit?gid=0#gid=0" w:history="1">
+        <w:r>
+          <w:rPr>
+            <w:rStyle w:val="Hyperlink"/>
+          </w:rPr>
+          <w:t>https://docs.google.com/spreadsheets/d/1A7f7kivENalPwIpbvN7oR_8KaQut0OHBioFBqKpkY3M/edit?gid=0#gid=0</w:t>
+        </w:r>
+      </w:hyperlink>
+    </w:p>
+    <w:p>
+      <w:r>
+        <w:t>Google Docs</w:t>
+      </w:r>
+    </w:p>
+    <w:p>
+      <w:pPr>
+        <w:rPr>
+          <w:b/>
+          <w:bCs/>
+        </w:rPr>
+      </w:pPr>
+      <w:hyperlink r:id="rId56" w:tgtFrame="_blank" w:history="1">
+        <w:r>
+          <w:rPr>
+            <w:rStyle w:val="Hyperlink"/>
+            <w:b/>
+            <w:bCs/>
+          </w:rPr>
+          <w:t>DSO6_MAIN_PROJECT</w:t>
+        </w:r>
+      </w:hyperlink>
+    </w:p>
+    <w:p>
+      <w:r>
+        <mc:AlternateContent>
+          <mc:Choice Requires="wps">
+            <w:drawing>
+              <wp:inline distT="0" distB="0" distL="0" distR="0" wp14:anchorId="54A2F60A" wp14:editId="04A9442E">
+                <wp:extent cx="304800" cy="304800"/>
+                <wp:effectExtent l="0" t="0" r="0" b="0"/>
+                <wp:docPr id="244496483" name="Rectangle 8" descr="Image"/>
+                <wp:cNvGraphicFramePr>
+                  <a:graphicFrameLocks xmlns:a="http://schemas.openxmlformats.org/drawingml/2006/main" noChangeAspect="1"/>
+                </wp:cNvGraphicFramePr>
+                <a:graphic xmlns:a="http://schemas.openxmlformats.org/drawingml/2006/main">
+                  <a:graphicData uri="http://schemas.microsoft.com/office/word/2010/wordprocessingShape">
+                    <wps:wsp>
+                      <wps:cNvSpPr>
+                        <a:spLocks noChangeAspect="1" noChangeArrowheads="1"/>
+                      </wps:cNvSpPr>
+                      <wps:spPr bwMode="auto">
+                        <a:xfrm>
+                          <a:off x="0" y="0"/>
+                          <a:ext cx="304800" cy="304800"/>
+                        </a:xfrm>
+                        <a:prstGeom prst="rect">
+                          <a:avLst/>
+                        </a:prstGeom>
+                        <a:noFill/>
+                        <a:ln>
+                          <a:noFill/>
+                        </a:ln>
+                        <a:extLst>
+                          <a:ext uri="{909E8E84-426E-40DD-AFC4-6F175D3DCCD1}">
+                            <a14:hiddenFill xmlns:a14="http://schemas.microsoft.com/office/drawing/2010/main">
+                              <a:solidFill>
+                                <a:srgbClr val="FFFFFF"/>
+                              </a:solidFill>
+                            </a14:hiddenFill>
+                          </a:ext>
+                          <a:ext uri="{91240B29-F687-4F45-9708-019B960494DF}">
+                            <a14:hiddenLine xmlns:a14="http://schemas.microsoft.com/office/drawing/2010/main" w="9525">
+                              <a:solidFill>
+                                <a:srgbClr val="000000"/>
+                              </a:solidFill>
+                              <a:miter lim="800000"/>
+                              <a:headEnd/>
+                              <a:tailEnd/>
+                            </a14:hiddenLine>
+                          </a:ext>
+                        </a:extLst>
+                      </wps:spPr>
+                      <wps:bodyPr rot="0" vert="horz" wrap="square" lIns="91440" tIns="45720" rIns="91440" bIns="45720" anchor="t" anchorCtr="0" upright="1">
+                        <a:noAutofit/>
+                      </wps:bodyPr>
+                    </wps:wsp>
+                  </a:graphicData>
+                </a:graphic>
+              </wp:inline>
+            </w:drawing>
+          </mc:Choice>
+          <mc:Fallback>
+            <w:pict>
+              <v:rect w14:anchorId="3B3CE5F1" id="Rectangle 8" o:spid="_x0000_s1026" alt="Image" style="width:24pt;height:24pt;visibility:visible;mso-wrap-style:square;mso-left-percent:-10001;mso-top-percent:-10001;mso-position-horizontal:absolute;mso-position-horizontal-relative:char;mso-position-vertical:absolute;mso-position-vertical-relative:line;mso-left-percent:-10001;mso-top-percent:-10001;v-text-anchor:top" o:gfxdata="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" filled="f" stroked="f">
+                <o:lock v:ext="edit" aspectratio="t"/>
+                <w10:anchorlock/>
+              </v:rect>
+            </w:pict>
+          </mc:Fallback>
+        </mc:AlternateContent>
+      </w:r>
+    </w:p>
+    <w:p/>
     <w:p/>
     <w:p/>
     <w:p/>
@@ -2299,6 +2417,119 @@
     </w:lvl>
   </w:abstractNum>
   <w:abstractNum w:abstractNumId="3" w15:restartNumberingAfterBreak="0">
+    <w:nsid w:val="42921426"/>
+    <w:multiLevelType w:val="multilevel"/>
+    <w:tmpl w:val="2FF886FE"/>
+    <w:lvl w:ilvl="0">
+      <w:start w:val="1"/>
+      <w:numFmt w:val="decimal"/>
+      <w:lvlText w:val="%1."/>
+      <w:lvlJc w:val="left"/>
+      <w:pPr>
+        <w:tabs>
+          <w:tab w:val="num" w:pos="720"/>
+        </w:tabs>
+        <w:ind w:left="720" w:hanging="360"/>
+      </w:pPr>
+    </w:lvl>
+    <w:lvl w:ilvl="1" w:tentative="1">
+      <w:start w:val="1"/>
+      <w:numFmt w:val="decimal"/>
+      <w:lvlText w:val="%2."/>
+      <w:lvlJc w:val="left"/>
+      <w:pPr>
+        <w:tabs>
+          <w:tab w:val="num" w:pos="1440"/>
+        </w:tabs>
+        <w:ind w:left="1440" w:hanging="360"/>
+      </w:pPr>
+    </w:lvl>
+    <w:lvl w:ilvl="2" w:tentative="1">
+      <w:start w:val="1"/>
+      <w:numFmt w:val="decimal"/>
+      <w:lvlText w:val="%3."/>
+      <w:lvlJc w:val="left"/>
+      <w:pPr>
+        <w:tabs>
+          <w:tab w:val="num" w:pos="2160"/>
+        </w:tabs>
+        <w:ind w:left="2160" w:hanging="360"/>
+      </w:pPr>
+    </w:lvl>
+    <w:lvl w:ilvl="3" w:tentative="1">
+      <w:start w:val="1"/>
+      <w:numFmt w:val="decimal"/>
+      <w:lvlText w:val="%4."/>
+      <w:lvlJc w:val="left"/>
+      <w:pPr>
+        <w:tabs>
+          <w:tab w:val="num" w:pos="2880"/>
+        </w:tabs>
+        <w:ind w:left="2880" w:hanging="360"/>
+      </w:pPr>
+    </w:lvl>
+    <w:lvl w:ilvl="4" w:tentative="1">
+      <w:start w:val="1"/>
+      <w:numFmt w:val="decimal"/>
+      <w:lvlText w:val="%5."/>
+      <w:lvlJc w:val="left"/>
+      <w:pPr>
+        <w:tabs>
+          <w:tab w:val="num" w:pos="3600"/>
+        </w:tabs>
+        <w:ind w:left="3600" w:hanging="360"/>
+      </w:pPr>
+    </w:lvl>
+    <w:lvl w:ilvl="5" w:tentative="1">
+      <w:start w:val="1"/>
+      <w:numFmt w:val="decimal"/>
+      <w:lvlText w:val="%6."/>
+      <w:lvlJc w:val="left"/>
+      <w:pPr>
+        <w:tabs>
+          <w:tab w:val="num" w:pos="4320"/>
+        </w:tabs>
+        <w:ind w:left="4320" w:hanging="360"/>
+      </w:pPr>
+    </w:lvl>
+    <w:lvl w:ilvl="6" w:tentative="1">
+      <w:start w:val="1"/>
+      <w:numFmt w:val="decimal"/>
+      <w:lvlText w:val="%7."/>
+      <w:lvlJc w:val="left"/>
+      <w:pPr>
+        <w:tabs>
+          <w:tab w:val="num" w:pos="5040"/>
+        </w:tabs>
+        <w:ind w:left="5040" w:hanging="360"/>
+      </w:pPr>
+    </w:lvl>
+    <w:lvl w:ilvl="7" w:tentative="1">
+      <w:start w:val="1"/>
+      <w:numFmt w:val="decimal"/>
+      <w:lvlText w:val="%8."/>
+      <w:lvlJc w:val="left"/>
+      <w:pPr>
+        <w:tabs>
+          <w:tab w:val="num" w:pos="5760"/>
+        </w:tabs>
+        <w:ind w:left="5760" w:hanging="360"/>
+      </w:pPr>
+    </w:lvl>
+    <w:lvl w:ilvl="8" w:tentative="1">
+      <w:start w:val="1"/>
+      <w:numFmt w:val="decimal"/>
+      <w:lvlText w:val="%9."/>
+      <w:lvlJc w:val="left"/>
+      <w:pPr>
+        <w:tabs>
+          <w:tab w:val="num" w:pos="6480"/>
+        </w:tabs>
+        <w:ind w:left="6480" w:hanging="360"/>
+      </w:pPr>
+    </w:lvl>
+  </w:abstractNum>
+  <w:abstractNum w:abstractNumId="4" w15:restartNumberingAfterBreak="0">
     <w:nsid w:val="46E16E9F"/>
     <w:multiLevelType w:val="multilevel"/>
     <w:tmpl w:val="4992BDF4"/>
@@ -2414,7 +2645,7 @@
       </w:pPr>
     </w:lvl>
   </w:abstractNum>
-  <w:abstractNum w:abstractNumId="4" w15:restartNumberingAfterBreak="0">
+  <w:abstractNum w:abstractNumId="5" w15:restartNumberingAfterBreak="0">
     <w:nsid w:val="67D947B9"/>
     <w:multiLevelType w:val="multilevel"/>
     <w:tmpl w:val="ACC6D184"/>
@@ -2567,7 +2798,7 @@
     <w:abstractNumId w:val="0"/>
   </w:num>
   <w:num w:numId="2" w16cid:durableId="1734619648">
-    <w:abstractNumId w:val="3"/>
+    <w:abstractNumId w:val="4"/>
   </w:num>
   <w:num w:numId="3" w16cid:durableId="458456739">
     <w:abstractNumId w:val="1"/>
@@ -2576,7 +2807,10 @@
     <w:abstractNumId w:val="2"/>
   </w:num>
   <w:num w:numId="5" w16cid:durableId="736827365">
-    <w:abstractNumId w:val="4"/>
+    <w:abstractNumId w:val="5"/>
+  </w:num>
+  <w:num w:numId="6" w16cid:durableId="771899068">
+    <w:abstractNumId w:val="3"/>
   </w:num>
 </w:numbering>
 </file>

--- a/093.YOUTUBE LINK1.docx
+++ b/093.YOUTUBE LINK1.docx
@@ -1958,25 +1958,178 @@
       </w:r>
     </w:p>
     <w:p>
+      <w:hyperlink r:id="rId56" w:tgtFrame="_blank" w:history="1">
+        <w:r>
+          <w:rPr>
+            <w:rStyle w:val="Hyperlink"/>
+            <w:b/>
+            <w:bCs/>
+          </w:rPr>
+          <w:t>DSO6_MAIN_PROJECT</w:t>
+        </w:r>
+      </w:hyperlink>
+    </w:p>
+    <w:p/>
+    <w:p/>
+    <w:p>
       <w:pPr>
         <w:rPr>
           <w:b/>
           <w:bCs/>
         </w:rPr>
       </w:pPr>
-      <w:hyperlink r:id="rId56" w:tgtFrame="_blank" w:history="1">
+      <w:r>
+        <w:rPr>
+          <w:b/>
+          <w:bCs/>
+        </w:rPr>
+        <w:t>Google Docs</w:t>
+      </w:r>
+    </w:p>
+    <w:p>
+      <w:pPr>
+        <w:rPr>
+          <w:b/>
+          <w:bCs/>
+        </w:rPr>
+      </w:pPr>
+      <w:hyperlink r:id="rId57" w:tgtFrame="_blank" w:history="1">
+        <w:proofErr w:type="spellStart"/>
         <w:r>
           <w:rPr>
             <w:rStyle w:val="Hyperlink"/>
             <w:b/>
             <w:bCs/>
           </w:rPr>
-          <w:t>DSO6_MAIN_PROJECT</w:t>
-        </w:r>
-      </w:hyperlink>
-    </w:p>
-    <w:p>
-      <w:r>
+          <w:t>HackerEarth</w:t>
+        </w:r>
+        <w:proofErr w:type="spellEnd"/>
+        <w:r>
+          <w:rPr>
+            <w:rStyle w:val="Hyperlink"/>
+            <w:b/>
+            <w:bCs/>
+          </w:rPr>
+          <w:t xml:space="preserve"> - Reference materials</w:t>
+        </w:r>
+      </w:hyperlink>
+    </w:p>
+    <w:p>
+      <w:pPr>
+        <w:rPr>
+          <w:b/>
+          <w:bCs/>
+        </w:rPr>
+      </w:pPr>
+      <w:r>
+        <w:rPr>
+          <w:b/>
+          <w:bCs/>
+        </w:rPr>
+        <w:t xml:space="preserve">Watch the following before you attend the exam: </w:t>
+      </w:r>
+      <w:proofErr w:type="spellStart"/>
+      <w:r>
+        <w:rPr>
+          <w:b/>
+          <w:bCs/>
+        </w:rPr>
+        <w:t>HackerEarth</w:t>
+      </w:r>
+      <w:proofErr w:type="spellEnd"/>
+      <w:r>
+        <w:rPr>
+          <w:b/>
+          <w:bCs/>
+        </w:rPr>
+        <w:t xml:space="preserve"> platform </w:t>
+      </w:r>
+      <w:proofErr w:type="gramStart"/>
+      <w:r>
+        <w:rPr>
+          <w:b/>
+          <w:bCs/>
+        </w:rPr>
+        <w:t>intro(</w:t>
+      </w:r>
+      <w:proofErr w:type="gramEnd"/>
+      <w:r>
+        <w:rPr>
+          <w:b/>
+          <w:bCs/>
+        </w:rPr>
+        <w:t>Mandatory watch</w:t>
+      </w:r>
+      <w:proofErr w:type="gramStart"/>
+      <w:r>
+        <w:rPr>
+          <w:b/>
+          <w:bCs/>
+        </w:rPr>
+        <w:t>) :</w:t>
+      </w:r>
+      <w:proofErr w:type="gramEnd"/>
+      <w:r>
+        <w:rPr>
+          <w:b/>
+          <w:bCs/>
+        </w:rPr>
+        <w:t xml:space="preserve"> Machine Learning demo </w:t>
+      </w:r>
+      <w:proofErr w:type="gramStart"/>
+      <w:r>
+        <w:rPr>
+          <w:b/>
+          <w:bCs/>
+        </w:rPr>
+        <w:t>question :</w:t>
+      </w:r>
+      <w:proofErr w:type="gramEnd"/>
+      <w:r>
+        <w:rPr>
+          <w:b/>
+          <w:bCs/>
+        </w:rPr>
+        <w:t xml:space="preserve"> Click here Deep Learning (ANN</w:t>
+      </w:r>
+      <w:proofErr w:type="gramStart"/>
+      <w:r>
+        <w:rPr>
+          <w:b/>
+          <w:bCs/>
+        </w:rPr>
+        <w:t>) :</w:t>
+      </w:r>
+      <w:proofErr w:type="gramEnd"/>
+      <w:r>
+        <w:rPr>
+          <w:b/>
+          <w:bCs/>
+        </w:rPr>
+        <w:t xml:space="preserve"> Sample Reference Deep Learning (CNN</w:t>
+      </w:r>
+      <w:proofErr w:type="gramStart"/>
+      <w:r>
+        <w:rPr>
+          <w:b/>
+          <w:bCs/>
+        </w:rPr>
+        <w:t>) :</w:t>
+      </w:r>
+      <w:proofErr w:type="gramEnd"/>
+      <w:r>
+        <w:rPr>
+          <w:b/>
+          <w:bCs/>
+        </w:rPr>
+        <w:t xml:space="preserve"> Reference CNN</w:t>
+      </w:r>
+    </w:p>
+    <w:p>
+      <w:r>
+        <w:rPr>
+          <w:noProof/>
+        </w:rPr>
         <mc:AlternateContent>
           <mc:Choice Requires="wps">
             <w:drawing>
